--- a/chapters/word_output/P1-03_Padrao_ao_Vetor.docx
+++ b/chapters/word_output/P1-03_Padrao_ao_Vetor.docx
@@ -1840,7 +1840,7 @@
           <w:insideH w:val="single" w:color="auto" w:sz="4"/>
           <w:insideV w:val="single" w:color="auto" w:sz="4"/>
         </w:tblBorders>
-        <w:tblLayout w:type="fixed"/>
+        <w:tblLayout w:type="autofit"/>
       </w:tblPr>
       <w:tblGrid>
         <w:gridCol w:w="100"/>
@@ -3274,7 +3274,7 @@
           <w:insideH w:val="single" w:color="auto" w:sz="4"/>
           <w:insideV w:val="single" w:color="auto" w:sz="4"/>
         </w:tblBorders>
-        <w:tblLayout w:type="fixed"/>
+        <w:tblLayout w:type="autofit"/>
       </w:tblPr>
       <w:tblGrid>
         <w:gridCol w:w="100"/>
